--- a/PhonePeTransInsights/PhonePe-Insight.docx
+++ b/PhonePeTransInsights/PhonePe-Insight.docx
@@ -159,27 +159,7 @@
           <w:lang w:eastAsia="en-IN"/>
           <w14:ligatures w14:val="none"/>
         </w:rPr>
-        <w:t xml:space="preserve"> to uncover insights into user </w:t>
-      </w:r>
-      <w:r>
-        <w:rPr>
-          <w:rFonts w:ascii="Arial" w:eastAsia="Times New Roman" w:hAnsi="Arial" w:cs="Arial"/>
-          <w:color w:val="44546A" w:themeColor="text2"/>
-          <w:kern w:val="0"/>
-          <w:lang w:eastAsia="en-IN"/>
-          <w14:ligatures w14:val="none"/>
-        </w:rPr>
-        <w:t>behaviour</w:t>
-      </w:r>
-      <w:r>
-        <w:rPr>
-          <w:rFonts w:ascii="Arial" w:eastAsia="Times New Roman" w:hAnsi="Arial" w:cs="Arial"/>
-          <w:color w:val="44546A" w:themeColor="text2"/>
-          <w:kern w:val="0"/>
-          <w:lang w:eastAsia="en-IN"/>
-          <w14:ligatures w14:val="none"/>
-        </w:rPr>
-        <w:t>, regional performance, and business growth opportunities.</w:t>
+        <w:t xml:space="preserve"> to uncover insights into user behaviour, regional performance, and business growth opportunities.</w:t>
       </w:r>
     </w:p>
     <w:p>
@@ -237,17 +217,7 @@
           <w:lang w:eastAsia="en-IN"/>
           <w14:ligatures w14:val="none"/>
         </w:rPr>
-        <w:t>State-wise Performance</w:t>
-      </w:r>
-      <w:r>
-        <w:rPr>
-          <w:rFonts w:ascii="Arial" w:eastAsia="Times New Roman" w:hAnsi="Arial" w:cs="Arial"/>
-          <w:color w:val="44546A" w:themeColor="text2"/>
-          <w:kern w:val="0"/>
-          <w:lang w:eastAsia="en-IN"/>
-          <w14:ligatures w14:val="none"/>
-        </w:rPr>
-        <w:t>:</w:t>
+        <w:t>State-wise Performance:</w:t>
       </w:r>
     </w:p>
     <w:p>
@@ -401,17 +371,7 @@
           <w:lang w:eastAsia="en-IN"/>
           <w14:ligatures w14:val="none"/>
         </w:rPr>
-        <w:t>Performance</w:t>
-      </w:r>
-      <w:r>
-        <w:rPr>
-          <w:rFonts w:ascii="Arial" w:eastAsia="Times New Roman" w:hAnsi="Arial" w:cs="Arial"/>
-          <w:color w:val="44546A" w:themeColor="text2"/>
-          <w:kern w:val="0"/>
-          <w:lang w:eastAsia="en-IN"/>
-          <w14:ligatures w14:val="none"/>
-        </w:rPr>
-        <w:t xml:space="preserve"> based on District/</w:t>
+        <w:t>Performance based on District/</w:t>
       </w:r>
       <w:proofErr w:type="spellStart"/>
       <w:r>
@@ -589,17 +549,7 @@
           <w:lang w:eastAsia="en-IN"/>
           <w14:ligatures w14:val="none"/>
         </w:rPr>
-        <w:t xml:space="preserve"> for high-value payments</w:t>
-      </w:r>
-      <w:r>
-        <w:rPr>
-          <w:rFonts w:ascii="Arial" w:eastAsia="Times New Roman" w:hAnsi="Arial" w:cs="Arial"/>
-          <w:color w:val="44546A" w:themeColor="text2"/>
-          <w:kern w:val="0"/>
-          <w:lang w:eastAsia="en-IN"/>
-          <w14:ligatures w14:val="none"/>
-        </w:rPr>
-        <w:t>.</w:t>
+        <w:t xml:space="preserve"> for high-value payments.</w:t>
       </w:r>
       <w:r>
         <w:rPr>
@@ -621,17 +571,7 @@
           <w:lang w:eastAsia="en-IN"/>
           <w14:ligatures w14:val="none"/>
         </w:rPr>
-        <w:t>This l</w:t>
-      </w:r>
-      <w:r>
-        <w:rPr>
-          <w:rFonts w:ascii="Arial" w:eastAsia="Times New Roman" w:hAnsi="Arial" w:cs="Arial"/>
-          <w:color w:val="44546A" w:themeColor="text2"/>
-          <w:kern w:val="0"/>
-          <w:lang w:eastAsia="en-IN"/>
-          <w14:ligatures w14:val="none"/>
-        </w:rPr>
-        <w:t>eads to diverse and frequent transactions</w:t>
+        <w:t>This leads to diverse and frequent transactions</w:t>
       </w:r>
       <w:r>
         <w:rPr>
@@ -735,47 +675,7 @@
           <w:lang w:eastAsia="en-IN"/>
           <w14:ligatures w14:val="none"/>
         </w:rPr>
-        <w:t>Among all transaction categories, merchant payments contribute the highest in</w:t>
-      </w:r>
-      <w:r>
-        <w:rPr>
-          <w:rFonts w:ascii="Arial" w:eastAsia="Times New Roman" w:hAnsi="Arial" w:cs="Arial"/>
-          <w:color w:val="44546A" w:themeColor="text2"/>
-          <w:kern w:val="0"/>
-          <w:lang w:eastAsia="en-IN"/>
-          <w14:ligatures w14:val="none"/>
-        </w:rPr>
-        <w:t xml:space="preserve"> </w:t>
-      </w:r>
-      <w:r>
-        <w:rPr>
-          <w:rFonts w:ascii="Arial" w:eastAsia="Times New Roman" w:hAnsi="Arial" w:cs="Arial"/>
-          <w:color w:val="44546A" w:themeColor="text2"/>
-          <w:kern w:val="0"/>
-          <w:lang w:eastAsia="en-IN"/>
-          <w14:ligatures w14:val="none"/>
-        </w:rPr>
-        <w:t xml:space="preserve">Transaction count </w:t>
-      </w:r>
-      <w:r>
-        <w:rPr>
-          <w:rFonts w:ascii="Arial" w:eastAsia="Times New Roman" w:hAnsi="Arial" w:cs="Arial"/>
-          <w:color w:val="44546A" w:themeColor="text2"/>
-          <w:kern w:val="0"/>
-          <w:lang w:eastAsia="en-IN"/>
-          <w14:ligatures w14:val="none"/>
-        </w:rPr>
-        <w:t xml:space="preserve">and </w:t>
-      </w:r>
-      <w:r>
-        <w:rPr>
-          <w:rFonts w:ascii="Arial" w:eastAsia="Times New Roman" w:hAnsi="Arial" w:cs="Arial"/>
-          <w:color w:val="44546A" w:themeColor="text2"/>
-          <w:kern w:val="0"/>
-          <w:lang w:eastAsia="en-IN"/>
-          <w14:ligatures w14:val="none"/>
-        </w:rPr>
-        <w:t>Transaction amount (in most cases)</w:t>
+        <w:t>Among all transaction categories, merchant payments contribute the highest in Transaction count and Transaction amount (in most cases)</w:t>
       </w:r>
     </w:p>
     <w:p>
@@ -1121,37 +1021,7 @@
           <w:lang w:eastAsia="en-IN"/>
           <w14:ligatures w14:val="none"/>
         </w:rPr>
-        <w:t xml:space="preserve"> </w:t>
-      </w:r>
-      <w:r>
-        <w:rPr>
-          <w:rFonts w:ascii="Arial" w:eastAsia="Times New Roman" w:hAnsi="Arial" w:cs="Arial"/>
-          <w:color w:val="44546A" w:themeColor="text2"/>
-          <w:kern w:val="0"/>
-          <w:lang w:eastAsia="en-IN"/>
-          <w14:ligatures w14:val="none"/>
-        </w:rPr>
-        <w:t>–</w:t>
-      </w:r>
-      <w:r>
-        <w:rPr>
-          <w:rFonts w:ascii="Arial" w:eastAsia="Times New Roman" w:hAnsi="Arial" w:cs="Arial"/>
-          <w:color w:val="44546A" w:themeColor="text2"/>
-          <w:kern w:val="0"/>
-          <w:lang w:eastAsia="en-IN"/>
-          <w14:ligatures w14:val="none"/>
-        </w:rPr>
-        <w:t xml:space="preserve"> </w:t>
-      </w:r>
-      <w:r>
-        <w:rPr>
-          <w:rFonts w:ascii="Arial" w:eastAsia="Times New Roman" w:hAnsi="Arial" w:cs="Arial"/>
-          <w:color w:val="44546A" w:themeColor="text2"/>
-          <w:kern w:val="0"/>
-          <w:lang w:eastAsia="en-IN"/>
-          <w14:ligatures w14:val="none"/>
-        </w:rPr>
-        <w:t xml:space="preserve">Focus on </w:t>
+        <w:t xml:space="preserve"> – Focus on </w:t>
       </w:r>
       <w:r>
         <w:rPr>
@@ -2930,6 +2800,7 @@
       </w:r>
     </w:p>
     <w:sectPr>
+      <w:footerReference w:type="default" r:id="rId7"/>
       <w:pgSz w:w="11906" w:h="16838"/>
       <w:pgMar w:top="1440" w:right="1440" w:bottom="1440" w:left="1440" w:header="708" w:footer="708" w:gutter="0"/>
       <w:cols w:space="708"/>
@@ -2937,6 +2808,73 @@
     </w:sectPr>
   </w:body>
 </w:document>
+</file>
+
+<file path=word/endnotes.xml><?xml version="1.0" encoding="utf-8"?>
+<w:endnotes xmlns:wpc="http://schemas.microsoft.com/office/word/2010/wordprocessingCanvas" xmlns:cx="http://schemas.microsoft.com/office/drawing/2014/chartex" xmlns:cx1="http://schemas.microsoft.com/office/drawing/2015/9/8/chartex" xmlns:cx2="http://schemas.microsoft.com/office/drawing/2015/10/21/chartex" xmlns:cx3="http://schemas.microsoft.com/office/drawing/2016/5/9/chartex" xmlns:cx4="http://schemas.microsoft.com/office/drawing/2016/5/10/chartex" xmlns:cx5="http://schemas.microsoft.com/office/drawing/2016/5/11/chartex" xmlns:cx6="http://schemas.microsoft.com/office/drawing/2016/5/12/chartex" xmlns:cx7="http://schemas.microsoft.com/office/drawing/2016/5/13/chartex" xmlns:cx8="http://schemas.microsoft.com/office/drawing/2016/5/14/chartex" xmlns:mc="http://schemas.openxmlformats.org/markup-compatibility/2006" xmlns:aink="http://schemas.microsoft.com/office/drawing/2016/ink" xmlns:am3d="http://schemas.microsoft.com/office/drawing/2017/model3d" xmlns:o="urn:schemas-microsoft-com:office:office" xmlns:oel="http://schemas.microsoft.com/office/2019/extlst" xmlns:r="http://schemas.openxmlformats.org/officeDocument/2006/relationships" xmlns:m="http://schemas.openxmlformats.org/officeDocument/2006/math" xmlns:v="urn:schemas-microsoft-com:vml" xmlns:wp14="http://schemas.microsoft.com/office/word/2010/wordprocessingDrawing" xmlns:wp="http://schemas.openxmlformats.org/drawingml/2006/wordprocessingDrawing" xmlns:w10="urn:schemas-microsoft-com:office:word" xmlns:w="http://schemas.openxmlformats.org/wordprocessingml/2006/main" xmlns:w14="http://schemas.microsoft.com/office/word/2010/wordml" xmlns:w15="http://schemas.microsoft.com/office/word/2012/wordml" xmlns:w16cex="http://schemas.microsoft.com/office/word/2018/wordml/cex" xmlns:w16cid="http://schemas.microsoft.com/office/word/2016/wordml/cid" xmlns:w16="http://schemas.microsoft.com/office/word/2018/wordml" xmlns:w16du="http://schemas.microsoft.com/office/word/2023/wordml/word16du" xmlns:w16sdtdh="http://schemas.microsoft.com/office/word/2020/wordml/sdtdatahash" xmlns:w16sdtfl="http://schemas.microsoft.com/office/word/2024/wordml/sdtformatlock" xmlns:w16se="http://schemas.microsoft.com/office/word/2015/wordml/symex" xmlns:wpg="http://schemas.microsoft.com/office/word/2010/wordprocessingGroup" xmlns:wpi="http://schemas.microsoft.com/office/word/2010/wordprocessingInk" xmlns:wne="http://schemas.microsoft.com/office/word/2006/wordml" xmlns:wps="http://schemas.microsoft.com/office/word/2010/wordprocessingShape" mc:Ignorable="w14 w15 w16se w16cid w16 w16cex w16sdtdh w16sdtfl w16du wp14">
+  <w:endnote w:type="separator" w:id="-1">
+    <w:p>
+      <w:pPr>
+        <w:spacing w:after="0" w:line="240" w:lineRule="auto"/>
+      </w:pPr>
+      <w:r>
+        <w:separator/>
+      </w:r>
+    </w:p>
+  </w:endnote>
+  <w:endnote w:type="continuationSeparator" w:id="0">
+    <w:p>
+      <w:pPr>
+        <w:spacing w:after="0" w:line="240" w:lineRule="auto"/>
+      </w:pPr>
+      <w:r>
+        <w:continuationSeparator/>
+      </w:r>
+    </w:p>
+  </w:endnote>
+</w:endnotes>
+</file>
+
+<file path=word/footer1.xml><?xml version="1.0" encoding="utf-8"?>
+<w:ftr xmlns:wpc="http://schemas.microsoft.com/office/word/2010/wordprocessingCanvas" xmlns:cx="http://schemas.microsoft.com/office/drawing/2014/chartex" xmlns:cx1="http://schemas.microsoft.com/office/drawing/2015/9/8/chartex" xmlns:cx2="http://schemas.microsoft.com/office/drawing/2015/10/21/chartex" xmlns:cx3="http://schemas.microsoft.com/office/drawing/2016/5/9/chartex" xmlns:cx4="http://schemas.microsoft.com/office/drawing/2016/5/10/chartex" xmlns:cx5="http://schemas.microsoft.com/office/drawing/2016/5/11/chartex" xmlns:cx6="http://schemas.microsoft.com/office/drawing/2016/5/12/chartex" xmlns:cx7="http://schemas.microsoft.com/office/drawing/2016/5/13/chartex" xmlns:cx8="http://schemas.microsoft.com/office/drawing/2016/5/14/chartex" xmlns:mc="http://schemas.openxmlformats.org/markup-compatibility/2006" xmlns:aink="http://schemas.microsoft.com/office/drawing/2016/ink" xmlns:am3d="http://schemas.microsoft.com/office/drawing/2017/model3d" xmlns:o="urn:schemas-microsoft-com:office:office" xmlns:oel="http://schemas.microsoft.com/office/2019/extlst" xmlns:r="http://schemas.openxmlformats.org/officeDocument/2006/relationships" xmlns:m="http://schemas.openxmlformats.org/officeDocument/2006/math" xmlns:v="urn:schemas-microsoft-com:vml" xmlns:wp14="http://schemas.microsoft.com/office/word/2010/wordprocessingDrawing" xmlns:wp="http://schemas.openxmlformats.org/drawingml/2006/wordprocessingDrawing" xmlns:w10="urn:schemas-microsoft-com:office:word" xmlns:w="http://schemas.openxmlformats.org/wordprocessingml/2006/main" xmlns:w14="http://schemas.microsoft.com/office/word/2010/wordml" xmlns:w15="http://schemas.microsoft.com/office/word/2012/wordml" xmlns:w16cex="http://schemas.microsoft.com/office/word/2018/wordml/cex" xmlns:w16cid="http://schemas.microsoft.com/office/word/2016/wordml/cid" xmlns:w16="http://schemas.microsoft.com/office/word/2018/wordml" xmlns:w16du="http://schemas.microsoft.com/office/word/2023/wordml/word16du" xmlns:w16sdtdh="http://schemas.microsoft.com/office/word/2020/wordml/sdtdatahash" xmlns:w16sdtfl="http://schemas.microsoft.com/office/word/2024/wordml/sdtformatlock" xmlns:w16se="http://schemas.microsoft.com/office/word/2015/wordml/symex" xmlns:wpg="http://schemas.microsoft.com/office/word/2010/wordprocessingGroup" xmlns:wpi="http://schemas.microsoft.com/office/word/2010/wordprocessingInk" xmlns:wne="http://schemas.microsoft.com/office/word/2006/wordml" xmlns:wps="http://schemas.microsoft.com/office/word/2010/wordprocessingShape" mc:Ignorable="w14 w15 w16se w16cid w16 w16cex w16sdtdh w16sdtfl w16du wp14">
+  <w:p>
+    <w:pPr>
+      <w:pStyle w:val="Footer"/>
+    </w:pPr>
+    <w:r>
+      <w:tab/>
+    </w:r>
+    <w:r>
+      <w:tab/>
+      <w:t>Document by Nisha M</w:t>
+    </w:r>
+  </w:p>
+</w:ftr>
+</file>
+
+<file path=word/footnotes.xml><?xml version="1.0" encoding="utf-8"?>
+<w:footnotes xmlns:wpc="http://schemas.microsoft.com/office/word/2010/wordprocessingCanvas" xmlns:cx="http://schemas.microsoft.com/office/drawing/2014/chartex" xmlns:cx1="http://schemas.microsoft.com/office/drawing/2015/9/8/chartex" xmlns:cx2="http://schemas.microsoft.com/office/drawing/2015/10/21/chartex" xmlns:cx3="http://schemas.microsoft.com/office/drawing/2016/5/9/chartex" xmlns:cx4="http://schemas.microsoft.com/office/drawing/2016/5/10/chartex" xmlns:cx5="http://schemas.microsoft.com/office/drawing/2016/5/11/chartex" xmlns:cx6="http://schemas.microsoft.com/office/drawing/2016/5/12/chartex" xmlns:cx7="http://schemas.microsoft.com/office/drawing/2016/5/13/chartex" xmlns:cx8="http://schemas.microsoft.com/office/drawing/2016/5/14/chartex" xmlns:mc="http://schemas.openxmlformats.org/markup-compatibility/2006" xmlns:aink="http://schemas.microsoft.com/office/drawing/2016/ink" xmlns:am3d="http://schemas.microsoft.com/office/drawing/2017/model3d" xmlns:o="urn:schemas-microsoft-com:office:office" xmlns:oel="http://schemas.microsoft.com/office/2019/extlst" xmlns:r="http://schemas.openxmlformats.org/officeDocument/2006/relationships" xmlns:m="http://schemas.openxmlformats.org/officeDocument/2006/math" xmlns:v="urn:schemas-microsoft-com:vml" xmlns:wp14="http://schemas.microsoft.com/office/word/2010/wordprocessingDrawing" xmlns:wp="http://schemas.openxmlformats.org/drawingml/2006/wordprocessingDrawing" xmlns:w10="urn:schemas-microsoft-com:office:word" xmlns:w="http://schemas.openxmlformats.org/wordprocessingml/2006/main" xmlns:w14="http://schemas.microsoft.com/office/word/2010/wordml" xmlns:w15="http://schemas.microsoft.com/office/word/2012/wordml" xmlns:w16cex="http://schemas.microsoft.com/office/word/2018/wordml/cex" xmlns:w16cid="http://schemas.microsoft.com/office/word/2016/wordml/cid" xmlns:w16="http://schemas.microsoft.com/office/word/2018/wordml" xmlns:w16du="http://schemas.microsoft.com/office/word/2023/wordml/word16du" xmlns:w16sdtdh="http://schemas.microsoft.com/office/word/2020/wordml/sdtdatahash" xmlns:w16sdtfl="http://schemas.microsoft.com/office/word/2024/wordml/sdtformatlock" xmlns:w16se="http://schemas.microsoft.com/office/word/2015/wordml/symex" xmlns:wpg="http://schemas.microsoft.com/office/word/2010/wordprocessingGroup" xmlns:wpi="http://schemas.microsoft.com/office/word/2010/wordprocessingInk" xmlns:wne="http://schemas.microsoft.com/office/word/2006/wordml" xmlns:wps="http://schemas.microsoft.com/office/word/2010/wordprocessingShape" mc:Ignorable="w14 w15 w16se w16cid w16 w16cex w16sdtdh w16sdtfl w16du wp14">
+  <w:footnote w:type="separator" w:id="-1">
+    <w:p>
+      <w:pPr>
+        <w:spacing w:after="0" w:line="240" w:lineRule="auto"/>
+      </w:pPr>
+      <w:r>
+        <w:separator/>
+      </w:r>
+    </w:p>
+  </w:footnote>
+  <w:footnote w:type="continuationSeparator" w:id="0">
+    <w:p>
+      <w:pPr>
+        <w:spacing w:after="0" w:line="240" w:lineRule="auto"/>
+      </w:pPr>
+      <w:r>
+        <w:continuationSeparator/>
+      </w:r>
+    </w:p>
+  </w:footnote>
+</w:footnotes>
 </file>
 
 <file path=word/numbering.xml><?xml version="1.0" encoding="utf-8"?>
@@ -6056,6 +5994,7 @@
   <w:style w:type="character" w:default="1" w:styleId="DefaultParagraphFont">
     <w:name w:val="Default Paragraph Font"/>
     <w:uiPriority w:val="1"/>
+    <w:semiHidden/>
     <w:unhideWhenUsed/>
   </w:style>
   <w:style w:type="table" w:default="1" w:styleId="TableNormal">
@@ -6397,6 +6336,50 @@
       <w:bCs/>
     </w:rPr>
   </w:style>
+  <w:style w:type="paragraph" w:styleId="Header">
+    <w:name w:val="header"/>
+    <w:basedOn w:val="Normal"/>
+    <w:link w:val="HeaderChar"/>
+    <w:uiPriority w:val="99"/>
+    <w:unhideWhenUsed/>
+    <w:rsid w:val="00FF2DE1"/>
+    <w:pPr>
+      <w:tabs>
+        <w:tab w:val="center" w:pos="4513"/>
+        <w:tab w:val="right" w:pos="9026"/>
+      </w:tabs>
+      <w:spacing w:after="0" w:line="240" w:lineRule="auto"/>
+    </w:pPr>
+  </w:style>
+  <w:style w:type="character" w:customStyle="1" w:styleId="HeaderChar">
+    <w:name w:val="Header Char"/>
+    <w:basedOn w:val="DefaultParagraphFont"/>
+    <w:link w:val="Header"/>
+    <w:uiPriority w:val="99"/>
+    <w:rsid w:val="00FF2DE1"/>
+  </w:style>
+  <w:style w:type="paragraph" w:styleId="Footer">
+    <w:name w:val="footer"/>
+    <w:basedOn w:val="Normal"/>
+    <w:link w:val="FooterChar"/>
+    <w:uiPriority w:val="99"/>
+    <w:unhideWhenUsed/>
+    <w:rsid w:val="00FF2DE1"/>
+    <w:pPr>
+      <w:tabs>
+        <w:tab w:val="center" w:pos="4513"/>
+        <w:tab w:val="right" w:pos="9026"/>
+      </w:tabs>
+      <w:spacing w:after="0" w:line="240" w:lineRule="auto"/>
+    </w:pPr>
+  </w:style>
+  <w:style w:type="character" w:customStyle="1" w:styleId="FooterChar">
+    <w:name w:val="Footer Char"/>
+    <w:basedOn w:val="DefaultParagraphFont"/>
+    <w:link w:val="Footer"/>
+    <w:uiPriority w:val="99"/>
+    <w:rsid w:val="00FF2DE1"/>
+  </w:style>
 </w:styles>
 </file>
 
